--- a/03_Outputs/final scripts/es/Module 2/2.3.0-es.docx
+++ b/03_Outputs/final scripts/es/Module 2/2.3.0-es.docx
@@ -24,7 +24,7 @@
     </w:p>
     <w:p>
       <w:r>
-        <w:t xml:space="preserve">Luego, discutiremos cómo los mecanismos de financiamiento—como los modelos de pago por uso y la microfinanciación—pueden ayudar a hacer que los servicios energéticos sean accesibles para hogares de bajos ingresos, agricultores y emprendedores.  </w:t>
+        <w:t xml:space="preserve">Luego, discutiremos cómo los mecanismos de financiamiento—como los modelos de pago por uso y la microfinanciación—pueden ayudar a que los servicios energéticos sean accesibles para hogares de bajos ingresos, agricultores y emprendedores.  </w:t>
       </w:r>
     </w:p>
     <w:p>
